--- a/projects/phd-positioning/outputs/plano_doutorado_ppgcc_final.docx
+++ b/projects/phd-positioning/outputs/plano_doutorado_ppgcc_final.docx
@@ -32,35 +32,102 @@
     <w:p>
       <w:pPr>
         <w:pStyle w:val="Ttulo1"/>
-      </w:pPr>
-      <w:r>
+        <w:spacing w:before="0" w:after="0"/>
+        <w:rPr>
+          <w:color w:val="000000" w:themeColor="text1"/>
+          <w:sz w:val="24"/>
+          <w:szCs w:val="24"/>
+        </w:rPr>
+      </w:pPr>
+      <w:r>
+        <w:rPr>
+          <w:color w:val="000000" w:themeColor="text1"/>
+          <w:sz w:val="24"/>
+          <w:szCs w:val="24"/>
+        </w:rPr>
         <w:t>1. Título</w:t>
       </w:r>
     </w:p>
     <w:p>
-      <w:r>
-        <w:t>**Expansão da inteligência morfológica hematológica para inteligência clínico-laboratorial multimodal robusta e interpretável**</w:t>
-      </w:r>
+      <w:pPr>
+        <w:spacing w:after="0"/>
+        <w:ind w:firstLine="720"/>
+      </w:pPr>
+      <w:proofErr w:type="spellStart"/>
+      <w:r>
+        <w:t>Expansão</w:t>
+      </w:r>
+      <w:proofErr w:type="spellEnd"/>
+      <w:r>
+        <w:t xml:space="preserve"> da inteligência morfológica hematológica para inteligência clínico-laboratorial multimodal robusta e </w:t>
+      </w:r>
+      <w:proofErr w:type="spellStart"/>
+      <w:r>
+        <w:t>interpretável</w:t>
+      </w:r>
+      <w:proofErr w:type="spellEnd"/>
     </w:p>
     <w:p>
       <w:pPr>
-        <w:pStyle w:val="Ttulo1"/>
-      </w:pPr>
-      <w:r>
-        <w:t>2. Introdução e contextualização</w:t>
-      </w:r>
+        <w:spacing w:after="0"/>
+      </w:pPr>
     </w:p>
     <w:p>
-      <w:r>
-        <w:t>A análise morfológica do esfregaço sanguíneo periférico permanece como componente central da hematologia laboratorial, mesmo em contextos altamente automatizados. Embora analisadores hematológicos modernos ofereçam parâmetros quantitativos amplos, contagens diferenciais e flags instrumentais, a interpretação de alterações celulares imaturas, atípicas, displásicas ou reativas continua dependendo, em grande medida, da articulação entre revisão morfológica, hemograma e contexto do exame (Zini, 2024). Em paralelo, o avanço da microscopia digital e de sistemas assistidos por inteligência artificial demonstra que a morfologia hematológica pode ser progressivamente incorporada a fluxos laboratoriais computacionalmente mediados, aproximando a prática diagnóstica de ambientes digitais mais escaláveis e auditáveis (Katz et al., 2021).</w:t>
+      <w:pPr>
+        <w:pStyle w:val="Ttulo1"/>
+        <w:spacing w:before="0" w:after="0"/>
+        <w:rPr>
+          <w:color w:val="000000" w:themeColor="text1"/>
+          <w:sz w:val="24"/>
+          <w:szCs w:val="24"/>
+        </w:rPr>
+      </w:pPr>
+      <w:r>
+        <w:rPr>
+          <w:color w:val="000000" w:themeColor="text1"/>
+          <w:sz w:val="24"/>
+          <w:szCs w:val="24"/>
+        </w:rPr>
+        <w:t>2. Introdução e contextualização</w:t>
       </w:r>
     </w:p>
     <w:p>
-      <w:r>
-        <w:t>A literatura recente em inteligência artificial aplicada à hematologia, contudo, apresenta uma assimetria importante. O campo mais povoado continua sendo o da classificação morfológica baseada apenas em imagem, com forte predominância de arquiteturas convolucionais e de aprendizado profundo aplicadas à identificação de leucócitos em imagens isoladas de esfregaço periférico (Asghar et al., 2024). O próprio percurso de pesquisa do candidato se insere nesse espaço inicial, tendo desenvolvido e avaliado modelos para classificação automática de leucócitos, com ênfase em construção de dataset, variabilidade de coloração, aumento de dados orientado ao domínio e generalização externa (Kasprowicz &amp; Silva, 2026). Além disso, a revisão sistemática conduzida pelo candidato mostrou que, embora esse campo seja tecnicamente maduro para classes normais e cenários controlados, ainda persistem desafios relevantes relacionados à heterogeneidade metodológica, às células imaturas e atípicas e à distância entre desempenho experimental e aplicabilidade laboratorial real (Kasprowicz, Bacca, &amp; Silva, 2026).</w:t>
+      <w:pPr>
+        <w:spacing w:after="0"/>
+        <w:ind w:firstLine="720"/>
+      </w:pPr>
+      <w:proofErr w:type="gramStart"/>
+      <w:r>
+        <w:t>A</w:t>
+      </w:r>
+      <w:proofErr w:type="gramEnd"/>
+      <w:r>
+        <w:t xml:space="preserve"> análise morfológica do esfregaço sanguíneo periférico permanece como componente central da hematologia laboratorial, mesmo em contextos altamente automatizados. Embora analisadores hematológicos modernos ofereçam parâmetros quantitativos amplos, contagens diferenciais e flags instrumentais, a interpretação de alterações celulares imaturas, atípicas, displásicas ou reativas continua dependendo, em grande medida, da articulação entre revisão morfológica, hemograma e contexto do exame (Zini, 2024). Em paralelo, o avanço da microscopia digital e de sistemas assistidos por inteligência artificial demonstra que a morfologia hematológica pode ser progressivamente incorporada a fluxos laboratoriais computacionalmente mediados, aproximando a prática diagnóstica de ambientes digitais mais escaláveis e auditáveis (Katz et al., 2021).</w:t>
       </w:r>
     </w:p>
     <w:p>
+      <w:pPr>
+        <w:spacing w:after="0"/>
+        <w:ind w:firstLine="720"/>
+      </w:pPr>
+      <w:r>
+        <w:t xml:space="preserve">A literatura recente em inteligência artificial aplicada à hematologia, contudo, apresenta uma assimetria importante. O campo mais povoado continua sendo o da classificação morfológica baseada apenas em imagem, com forte predominância de arquiteturas convolucionais e de aprendizado profundo aplicadas à identificação de leucócitos em imagens isoladas de esfregaço periférico (Asghar et al., 2024). O próprio percurso de pesquisa do candidato se insere nesse espaço inicial, tendo desenvolvido e avaliado modelos para classificação automática de leucócitos, com ênfase em construção de </w:t>
+      </w:r>
+      <w:r>
+        <w:rPr>
+          <w:i/>
+          <w:iCs/>
+        </w:rPr>
+        <w:t>dataset</w:t>
+      </w:r>
+      <w:r>
+        <w:t>, variabilidade de coloração, aumento de dados orientado ao domínio e generalização externa (Kasprowicz &amp; Silva, 2026). Além disso, a revisão sistemática conduzida pelo candidato mostrou que, embora esse campo seja tecnicamente maduro para classes normais e cenários controlados, ainda persistem desafios relevantes relacionados à heterogeneidade metodológica, às células imaturas e atípicas e à distância entre desempenho experimental e aplicabilidade laboratorial real (Kasprowicz, Bacca, &amp; Silva, 2026).</w:t>
+      </w:r>
+    </w:p>
+    <w:p>
+      <w:pPr>
+        <w:ind w:firstLine="720"/>
+      </w:pPr>
       <w:r>
         <w:t xml:space="preserve">Nesse contexto, o doutorado proposto não busca reproduzir o eixo já saturado de classificação </w:t>
       </w:r>
@@ -72,42 +139,295 @@
         <w:t>image-only</w:t>
       </w:r>
       <w:r>
-        <w:t xml:space="preserve">, mas sim avançar para um problema computacional mais aderente à lógica da prática laboratorial: a **integração entre morfologia de esfregaço periférico, parâmetros do hemograma, flags do analisador hematológico e contexto laboratorial estruturado para inferência em nível de caso**. Trata-se, portanto, de uma transição da **inteligência morfológica hematológica** para uma **inteligência </w:t>
-      </w:r>
-      <w:r>
-        <w:lastRenderedPageBreak/>
-        <w:t>clínico-laboratorial multimodal**, mantendo a hematologia como domínio âncora, mas ampliando o nível de abstração e a contribuição computacional esperada.</w:t>
+        <w:t xml:space="preserve">, mas sim avançar para um problema computacional mais aderente à lógica da </w:t>
+      </w:r>
+      <w:proofErr w:type="spellStart"/>
+      <w:r>
+        <w:t>prática</w:t>
+      </w:r>
+      <w:proofErr w:type="spellEnd"/>
+      <w:r>
+        <w:t xml:space="preserve"> laboratorial: </w:t>
+      </w:r>
+      <w:proofErr w:type="gramStart"/>
+      <w:r>
+        <w:t>a</w:t>
+      </w:r>
+      <w:proofErr w:type="gramEnd"/>
+      <w:r>
+        <w:t xml:space="preserve"> </w:t>
+      </w:r>
+      <w:proofErr w:type="spellStart"/>
+      <w:r>
+        <w:t>integração</w:t>
+      </w:r>
+      <w:proofErr w:type="spellEnd"/>
+      <w:r>
+        <w:t xml:space="preserve"> entre </w:t>
+      </w:r>
+      <w:proofErr w:type="spellStart"/>
+      <w:r>
+        <w:t>morfologia</w:t>
+      </w:r>
+      <w:proofErr w:type="spellEnd"/>
+      <w:r>
+        <w:t xml:space="preserve"> de esfregaço periférico, parâmetros do hemograma, </w:t>
+      </w:r>
+      <w:r>
+        <w:rPr>
+          <w:i/>
+          <w:iCs/>
+        </w:rPr>
+        <w:t>flags</w:t>
+      </w:r>
+      <w:r>
+        <w:t xml:space="preserve"> do analisador hematológico e contexto laboratorial estruturado para inferência </w:t>
+      </w:r>
+      <w:proofErr w:type="spellStart"/>
+      <w:r>
+        <w:t>em</w:t>
+      </w:r>
+      <w:proofErr w:type="spellEnd"/>
+      <w:r>
+        <w:t xml:space="preserve"> </w:t>
+      </w:r>
+      <w:proofErr w:type="spellStart"/>
+      <w:r>
+        <w:t>nível</w:t>
+      </w:r>
+      <w:proofErr w:type="spellEnd"/>
+      <w:r>
+        <w:t xml:space="preserve"> de </w:t>
+      </w:r>
+      <w:proofErr w:type="spellStart"/>
+      <w:r>
+        <w:t>caso</w:t>
+      </w:r>
+      <w:proofErr w:type="spellEnd"/>
+      <w:r>
+        <w:t xml:space="preserve">. Trata-se, portanto, de uma transição da </w:t>
+      </w:r>
+      <w:proofErr w:type="spellStart"/>
+      <w:r>
+        <w:t>inteligência</w:t>
+      </w:r>
+      <w:proofErr w:type="spellEnd"/>
+      <w:r>
+        <w:t xml:space="preserve"> morfológica </w:t>
+      </w:r>
+      <w:proofErr w:type="spellStart"/>
+      <w:r>
+        <w:t>hematológica</w:t>
+      </w:r>
+      <w:proofErr w:type="spellEnd"/>
+      <w:r>
+        <w:t xml:space="preserve"> para </w:t>
+      </w:r>
+      <w:proofErr w:type="spellStart"/>
+      <w:r>
+        <w:t>uma</w:t>
+      </w:r>
+      <w:proofErr w:type="spellEnd"/>
+      <w:r>
+        <w:t xml:space="preserve"> </w:t>
+      </w:r>
+      <w:proofErr w:type="spellStart"/>
+      <w:r>
+        <w:t>inteligência</w:t>
+      </w:r>
+      <w:proofErr w:type="spellEnd"/>
+      <w:r>
+        <w:t xml:space="preserve"> </w:t>
+      </w:r>
+      <w:proofErr w:type="spellStart"/>
+      <w:r>
+        <w:t>clínico</w:t>
+      </w:r>
+      <w:proofErr w:type="spellEnd"/>
+      <w:r>
+        <w:t xml:space="preserve">-laboratorial multimodal, </w:t>
+      </w:r>
+      <w:proofErr w:type="spellStart"/>
+      <w:r>
+        <w:t>mantendo</w:t>
+      </w:r>
+      <w:proofErr w:type="spellEnd"/>
+      <w:r>
+        <w:t xml:space="preserve"> a </w:t>
+      </w:r>
+      <w:proofErr w:type="spellStart"/>
+      <w:r>
+        <w:t>hematologia</w:t>
+      </w:r>
+      <w:proofErr w:type="spellEnd"/>
+      <w:r>
+        <w:t xml:space="preserve"> como domínio âncora, mas ampliando o nível de abstração e a contribuição computacional esperada.</w:t>
       </w:r>
     </w:p>
     <w:p>
       <w:pPr>
         <w:pStyle w:val="Ttulo1"/>
-      </w:pPr>
-      <w:r>
+        <w:spacing w:before="0" w:after="0"/>
+        <w:rPr>
+          <w:color w:val="000000" w:themeColor="text1"/>
+          <w:sz w:val="24"/>
+          <w:szCs w:val="24"/>
+        </w:rPr>
+      </w:pPr>
+      <w:r>
+        <w:rPr>
+          <w:color w:val="000000" w:themeColor="text1"/>
+          <w:sz w:val="24"/>
+          <w:szCs w:val="24"/>
+        </w:rPr>
+        <w:lastRenderedPageBreak/>
         <w:t>3. Justificativa</w:t>
       </w:r>
     </w:p>
     <w:p>
+      <w:pPr>
+        <w:ind w:firstLine="720"/>
+      </w:pPr>
       <w:r>
         <w:t>A justificativa científica desta proposta decorre de três argumentos complementares.</w:t>
       </w:r>
     </w:p>
     <w:p>
-      <w:r>
-        <w:t>O primeiro é de **continuidade acadêmica e maturidade da trajetória**. O mestrado já estabeleceu uma base metodológica consistente para o estudo computacional da morfologia hematológica, incluindo curadoria de dados, anotação orientada por especialistas, comparação rigorosa entre arquiteturas, preocupação com robustez e análise de generalização (Kasprowicz &amp; Silva, 2026). Assim, a transição para o doutorado não configura mudança temática artificial, mas a progressão natural de `classificação celular` para `inferência multimodal em nível de caso`.</w:t>
+      <w:pPr>
+        <w:spacing w:after="0"/>
+        <w:ind w:firstLine="720"/>
+      </w:pPr>
+      <w:r>
+        <w:t xml:space="preserve">O primeiro é de </w:t>
+      </w:r>
+      <w:proofErr w:type="spellStart"/>
+      <w:r>
+        <w:t>continuidade</w:t>
+      </w:r>
+      <w:proofErr w:type="spellEnd"/>
+      <w:r>
+        <w:t xml:space="preserve"> acadêmica e </w:t>
+      </w:r>
+      <w:proofErr w:type="spellStart"/>
+      <w:r>
+        <w:t>maturidade</w:t>
+      </w:r>
+      <w:proofErr w:type="spellEnd"/>
+      <w:r>
+        <w:t xml:space="preserve"> da </w:t>
+      </w:r>
+      <w:proofErr w:type="spellStart"/>
+      <w:r>
+        <w:t>trajetória</w:t>
+      </w:r>
+      <w:proofErr w:type="spellEnd"/>
+      <w:r>
+        <w:t xml:space="preserve">. O mestrado já estabeleceu uma base metodológica consistente para o estudo computacional da morfologia hematológica, incluindo curadoria de dados, anotação orientada por especialistas, comparação rigorosa entre arquiteturas, preocupação com robustez e análise de generalização (Kasprowicz &amp; Silva, 2026). Assim, a transição para o doutorado não configura mudança temática artificial, mas a progressão natural de </w:t>
+      </w:r>
+      <w:proofErr w:type="spellStart"/>
+      <w:r>
+        <w:t>classificação</w:t>
+      </w:r>
+      <w:proofErr w:type="spellEnd"/>
+      <w:r>
+        <w:t xml:space="preserve"> </w:t>
+      </w:r>
+      <w:proofErr w:type="spellStart"/>
+      <w:r>
+        <w:t>celular</w:t>
+      </w:r>
+      <w:proofErr w:type="spellEnd"/>
+      <w:r>
+        <w:t xml:space="preserve"> para </w:t>
+      </w:r>
+      <w:proofErr w:type="spellStart"/>
+      <w:r>
+        <w:t>inferência</w:t>
+      </w:r>
+      <w:proofErr w:type="spellEnd"/>
+      <w:r>
+        <w:t xml:space="preserve"> multimodal </w:t>
+      </w:r>
+      <w:proofErr w:type="spellStart"/>
+      <w:r>
+        <w:t>em</w:t>
+      </w:r>
+      <w:proofErr w:type="spellEnd"/>
+      <w:r>
+        <w:t xml:space="preserve"> </w:t>
+      </w:r>
+      <w:proofErr w:type="spellStart"/>
+      <w:r>
+        <w:t>nível</w:t>
+      </w:r>
+      <w:proofErr w:type="spellEnd"/>
+      <w:r>
+        <w:t xml:space="preserve"> de </w:t>
+      </w:r>
+      <w:proofErr w:type="spellStart"/>
+      <w:r>
+        <w:t>caso</w:t>
+      </w:r>
+      <w:proofErr w:type="spellEnd"/>
+      <w:r>
+        <w:t>.</w:t>
       </w:r>
     </w:p>
     <w:p>
-      <w:r>
-        <w:t>O segundo argumento é de **lacuna científica real**. O mapeamento inicial da literatura mostrou que o espaço verdadeiramente competitivo para o doutorado não está mais em propor outro classificador de leucócitos, mas em investigar sistemas que combinem morfologia de esfregaço periférico com evidências laboratoriais estruturadas, como hemograma e flags instrumentais, em tarefas de apoio à decisão hematológica. Os estudos mais próximos dessa direção ainda são poucos, heterogêneos e pouco consolidados, especialmente quando se consideram robustez, interpretabilidade e uso em fluxo laboratorial real (de Almeida et al., 2023; Horiuchi et al., 2026; Iscoe et al., 2023).</w:t>
+      <w:pPr>
+        <w:spacing w:after="0"/>
+        <w:ind w:firstLine="720"/>
+      </w:pPr>
+      <w:r>
+        <w:t xml:space="preserve">O segundo argumento é de lacuna </w:t>
+      </w:r>
+      <w:proofErr w:type="spellStart"/>
+      <w:r>
+        <w:t>científica</w:t>
+      </w:r>
+      <w:proofErr w:type="spellEnd"/>
+      <w:r>
+        <w:t xml:space="preserve"> real. O mapeamento inicial da literatura mostrou que o espaço verdadeiramente competitivo para o doutorado não está mais em propor outro classificador de leucócitos, mas em investigar sistemas que combinem morfologia de esfregaço periférico com evidências laboratoriais estruturadas, como hemograma e flags instrumentais, em tarefas de apoio à decisão hematológica. Os estudos mais próximos dessa direção ainda são poucos, heterogêneos e pouco consolidados, especialmente quando se consideram robustez, interpretabilidade e uso em fluxo laboratorial real (de Almeida et al., 2023; Horiuchi et al., 2026; Iscoe et al., 2023).</w:t>
       </w:r>
     </w:p>
     <w:p>
-      <w:r>
-        <w:t>O terceiro argumento é de **relevância para a Ciência da Computação**. A proposta não consiste apenas em aplicar IA a um problema médico, mas em formalizar e investigar um problema multimodal sob restrições reais: integração entre modalidades heterogêneas, inferência em nível de caso, calibração, incerteza, generalização sob variabilidade laboratorial e interpretabilidade orientada à decisão. Nesse sentido, o projeto se alinha diretamente à linha de Inteligência Computacional do PPGCC/UFSC, ao mesmo tempo em que preserva um domínio de aplicação altamente especializado e cientificamente fértil.</w:t>
+      <w:pPr>
+        <w:spacing w:after="0"/>
+        <w:ind w:firstLine="720"/>
+      </w:pPr>
+      <w:r>
+        <w:t xml:space="preserve">O terceiro argumento é de </w:t>
+      </w:r>
+      <w:proofErr w:type="spellStart"/>
+      <w:r>
+        <w:t>relevância</w:t>
+      </w:r>
+      <w:proofErr w:type="spellEnd"/>
+      <w:r>
+        <w:t xml:space="preserve"> para a </w:t>
+      </w:r>
+      <w:proofErr w:type="spellStart"/>
+      <w:r>
+        <w:t>Ciência</w:t>
+      </w:r>
+      <w:proofErr w:type="spellEnd"/>
+      <w:r>
+        <w:t xml:space="preserve"> da </w:t>
+      </w:r>
+      <w:proofErr w:type="spellStart"/>
+      <w:r>
+        <w:t>Computação</w:t>
+      </w:r>
+      <w:proofErr w:type="spellEnd"/>
+      <w:r>
+        <w:t>. A proposta não consiste apenas em aplicar IA a um problema médico, mas em formalizar e investigar um problema multimodal sob restrições reais: integração entre modalidades heterogêneas, inferência em nível de caso, calibração, incerteza, generalização sob variabilidade laboratorial e interpretabilidade orientada à decisão. Nesse sentido, o projeto se alinha diretamente à linha de Inteligência Computacional do PPGCC/UFSC, ao mesmo tempo em que preserva um domínio de aplicação altamente especializado e cientificamente fértil.</w:t>
       </w:r>
     </w:p>
     <w:p>
+      <w:pPr>
+        <w:spacing w:after="0"/>
+        <w:ind w:firstLine="720"/>
+      </w:pPr>
       <w:r>
         <w:t>Do ponto de vista estratégico, também há uma justificativa de viabilidade. O acesso a dados laboratoriais retrospectivos reais representa vantagem competitiva importante, pois permite investigar tarefas mais próximas do mundo real do que aquelas encontradas em benchmarks públicos puramente imagéticos. Essa condição favorece tanto a originalidade quanto o potencial de publicação do projeto, sem exigir, como pré-condição, uma coleta prospectiva ampla desde o início do doutorado.</w:t>
       </w:r>
@@ -115,58 +435,206 @@
     <w:p>
       <w:pPr>
         <w:pStyle w:val="Ttulo1"/>
-      </w:pPr>
-      <w:r>
-        <w:t>4. Problema de pesquisa</w:t>
-      </w:r>
+        <w:spacing w:before="0" w:after="0"/>
+      </w:pPr>
     </w:p>
     <w:p>
-      <w:r>
-        <w:t xml:space="preserve">Apesar dos avanços recentes em visão computacional aplicada à hematologia, ainda são escassos sistemas robustos e interpretáveis capazes de integrar, de forma coerente, a morfologia de esfregaço </w:t>
-      </w:r>
-      <w:r>
-        <w:lastRenderedPageBreak/>
-        <w:t>sanguíneo periférico com parâmetros do hemograma, flags do analisador hematológico e contexto laboratorial estruturado para apoiar inferências hematológicas em nível de caso.</w:t>
+      <w:pPr>
+        <w:pStyle w:val="Ttulo1"/>
+        <w:spacing w:before="0" w:after="0"/>
+        <w:rPr>
+          <w:sz w:val="24"/>
+          <w:szCs w:val="24"/>
+        </w:rPr>
+      </w:pPr>
+      <w:r>
+        <w:rPr>
+          <w:color w:val="000000" w:themeColor="text1"/>
+          <w:sz w:val="24"/>
+          <w:szCs w:val="24"/>
+        </w:rPr>
+        <w:t>4. Problema de pesquisa</w:t>
       </w:r>
     </w:p>
     <w:p>
-      <w:r>
-        <w:t>Dessa forma, o problema de pesquisa pode ser formulado da seguinte maneira:</w:t>
+      <w:pPr>
+        <w:ind w:firstLine="720"/>
+      </w:pPr>
+      <w:r>
+        <w:t>Apesar dos avanços recentes em visão computacional aplicada à hematologia, ainda são escassos sistemas robustos e interpretáveis capazes de integrar, de forma coerente, a morfologia de esfregaço sanguíneo periférico com parâmetros do hemograma, flags do analisador hematológico e contexto laboratorial estruturado para apoiar inferências hematológicas em nível de caso.</w:t>
       </w:r>
     </w:p>
     <w:p>
       <w:r>
-        <w:t>**Como desenvolver sistemas de inteligência artificial capazes de integrar, de forma robusta, interpretável e viável em contexto retrospectivo, a morfologia de esfregaço periférico com hemograma, flags do analisador e dados laboratoriais estruturados, para apoiar a decisão hematológica em nível de caso?**</w:t>
+        <w:t>Dessa forma, o problema de pesquisa pode ser formulado da seguinte maneira:</w:t>
       </w:r>
     </w:p>
     <w:p>
       <w:pPr>
-        <w:pStyle w:val="Ttulo1"/>
-      </w:pPr>
-      <w:r>
-        <w:t>5. Objetivos</w:t>
+        <w:ind w:firstLine="720"/>
+      </w:pPr>
+      <w:r>
+        <w:t xml:space="preserve">Como desenvolver sistemas de inteligência artificial capazes de integrar, de forma robusta, interpretável e viável em contexto retrospectivo, a morfologia de esfregaço periférico com hemograma, </w:t>
+      </w:r>
+      <w:r>
+        <w:lastRenderedPageBreak/>
+        <w:t xml:space="preserve">flags do analisador e dados laboratoriais estruturados, para apoiar a decisão hematológica </w:t>
+      </w:r>
+      <w:proofErr w:type="spellStart"/>
+      <w:r>
+        <w:t>em</w:t>
+      </w:r>
+      <w:proofErr w:type="spellEnd"/>
+      <w:r>
+        <w:t xml:space="preserve"> </w:t>
+      </w:r>
+      <w:proofErr w:type="spellStart"/>
+      <w:r>
+        <w:t>nível</w:t>
+      </w:r>
+      <w:proofErr w:type="spellEnd"/>
+      <w:r>
+        <w:t xml:space="preserve"> de </w:t>
+      </w:r>
+      <w:proofErr w:type="spellStart"/>
+      <w:r>
+        <w:t>caso</w:t>
+      </w:r>
+      <w:proofErr w:type="spellEnd"/>
+      <w:r>
+        <w:t>?</w:t>
       </w:r>
     </w:p>
     <w:p>
       <w:pPr>
-        <w:pStyle w:val="Ttulo2"/>
-      </w:pPr>
-      <w:r>
-        <w:t>Objetivo geral</w:t>
-      </w:r>
+        <w:pStyle w:val="Ttulo1"/>
+        <w:spacing w:before="0" w:after="0"/>
+        <w:rPr>
+          <w:color w:val="000000" w:themeColor="text1"/>
+          <w:sz w:val="24"/>
+          <w:szCs w:val="24"/>
+        </w:rPr>
+      </w:pPr>
+      <w:r>
+        <w:rPr>
+          <w:color w:val="000000" w:themeColor="text1"/>
+          <w:sz w:val="24"/>
+          <w:szCs w:val="24"/>
+        </w:rPr>
+        <w:t xml:space="preserve">5. </w:t>
+      </w:r>
+      <w:proofErr w:type="spellStart"/>
+      <w:r>
+        <w:rPr>
+          <w:color w:val="000000" w:themeColor="text1"/>
+          <w:sz w:val="24"/>
+          <w:szCs w:val="24"/>
+        </w:rPr>
+        <w:t>Objetivos</w:t>
+      </w:r>
+      <w:proofErr w:type="spellEnd"/>
     </w:p>
     <w:p>
-      <w:r>
-        <w:t>Desenvolver e avaliar uma abordagem de inteligência artificial multimodal para hematologia capaz de integrar morfologia de esfregaço sanguíneo periférico, parâmetros do hemograma, flags do analisador hematológico e contexto laboratorial estruturado, com foco em robustez, interpretabilidade e apoio à decisão em nível de caso.</w:t>
-      </w:r>
+      <w:pPr>
+        <w:pStyle w:val="Ttulo2"/>
+        <w:spacing w:before="0" w:after="0"/>
+        <w:rPr>
+          <w:color w:val="000000" w:themeColor="text1"/>
+          <w:sz w:val="24"/>
+          <w:szCs w:val="24"/>
+        </w:rPr>
+      </w:pPr>
+      <w:r>
+        <w:rPr>
+          <w:color w:val="000000" w:themeColor="text1"/>
+          <w:sz w:val="24"/>
+          <w:szCs w:val="24"/>
+        </w:rPr>
+        <w:t xml:space="preserve">5.1 </w:t>
+      </w:r>
+      <w:proofErr w:type="spellStart"/>
+      <w:r>
+        <w:rPr>
+          <w:color w:val="000000" w:themeColor="text1"/>
+          <w:sz w:val="24"/>
+          <w:szCs w:val="24"/>
+        </w:rPr>
+        <w:t>Objetivo</w:t>
+      </w:r>
+      <w:proofErr w:type="spellEnd"/>
+      <w:r>
+        <w:rPr>
+          <w:color w:val="000000" w:themeColor="text1"/>
+          <w:sz w:val="24"/>
+          <w:szCs w:val="24"/>
+        </w:rPr>
+        <w:t xml:space="preserve"> </w:t>
+      </w:r>
+      <w:proofErr w:type="spellStart"/>
+      <w:r>
+        <w:rPr>
+          <w:color w:val="000000" w:themeColor="text1"/>
+          <w:sz w:val="24"/>
+          <w:szCs w:val="24"/>
+        </w:rPr>
+        <w:t>geral</w:t>
+      </w:r>
+      <w:proofErr w:type="spellEnd"/>
     </w:p>
     <w:p>
       <w:pPr>
+        <w:ind w:firstLine="720"/>
+      </w:pPr>
+      <w:r>
+        <w:t>Desenvolver e avaliar uma abordagem de inteligência artificial multimodal para hematologia capaz de integrar morfologia de esfregaço sanguíneo periférico, parâmetros do hemograma, flags do analisador hematológico e contexto laboratorial estruturado, com foco em robustez, interpretabilidade e apoio à decisão em nível de caso.</w:t>
+      </w:r>
+    </w:p>
+    <w:p>
+      <w:pPr>
         <w:pStyle w:val="Ttulo2"/>
-      </w:pPr>
-      <w:r>
-        <w:t>Objetivos específicos</w:t>
-      </w:r>
+        <w:spacing w:before="0" w:after="0"/>
+        <w:rPr>
+          <w:color w:val="000000" w:themeColor="text1"/>
+          <w:sz w:val="24"/>
+          <w:szCs w:val="24"/>
+        </w:rPr>
+      </w:pPr>
+      <w:r>
+        <w:rPr>
+          <w:color w:val="000000" w:themeColor="text1"/>
+          <w:sz w:val="24"/>
+          <w:szCs w:val="24"/>
+        </w:rPr>
+        <w:t xml:space="preserve">5.2 </w:t>
+      </w:r>
+      <w:proofErr w:type="spellStart"/>
+      <w:r>
+        <w:rPr>
+          <w:color w:val="000000" w:themeColor="text1"/>
+          <w:sz w:val="24"/>
+          <w:szCs w:val="24"/>
+        </w:rPr>
+        <w:t>Objetivos</w:t>
+      </w:r>
+      <w:proofErr w:type="spellEnd"/>
+      <w:r>
+        <w:rPr>
+          <w:color w:val="000000" w:themeColor="text1"/>
+          <w:sz w:val="24"/>
+          <w:szCs w:val="24"/>
+        </w:rPr>
+        <w:t xml:space="preserve"> </w:t>
+      </w:r>
+      <w:proofErr w:type="spellStart"/>
+      <w:r>
+        <w:rPr>
+          <w:color w:val="000000" w:themeColor="text1"/>
+          <w:sz w:val="24"/>
+          <w:szCs w:val="24"/>
+        </w:rPr>
+        <w:t>específicos</w:t>
+      </w:r>
+      <w:proofErr w:type="spellEnd"/>
     </w:p>
     <w:p>
       <w:pPr>
@@ -225,114 +693,170 @@
         <w:t xml:space="preserve">4. </w:t>
       </w:r>
       <w:r>
-        <w:t>Avaliar mecanismos de interpretabilidade multimodal e sua utilidade em tarefas de apoio à decisão laboratorial, como triagem, priorização de revisão manual e identificação de padrões suspeitos.</w:t>
+        <w:t xml:space="preserve">Avaliar mecanismos de interpretabilidade multimodal e sua utilidade em tarefas de apoio à decisão laboratorial, como triagem, priorização de revisão manual e </w:t>
+      </w:r>
+      <w:proofErr w:type="spellStart"/>
+      <w:r>
+        <w:t>identificação</w:t>
+      </w:r>
+      <w:proofErr w:type="spellEnd"/>
+      <w:r>
+        <w:t xml:space="preserve"> de </w:t>
+      </w:r>
+      <w:proofErr w:type="spellStart"/>
+      <w:r>
+        <w:t>padrões</w:t>
+      </w:r>
+      <w:proofErr w:type="spellEnd"/>
+      <w:r>
+        <w:t xml:space="preserve"> </w:t>
+      </w:r>
+      <w:proofErr w:type="spellStart"/>
+      <w:r>
+        <w:t>suspeitos</w:t>
+      </w:r>
+      <w:proofErr w:type="spellEnd"/>
+      <w:r>
+        <w:t>.</w:t>
       </w:r>
     </w:p>
     <w:p>
       <w:pPr>
-        <w:pStyle w:val="Ttulo1"/>
-      </w:pPr>
-      <w:r>
-        <w:t>6. Fundamentação teórica / estado da arte</w:t>
-      </w:r>
+        <w:spacing w:after="80" w:line="276" w:lineRule="auto"/>
+        <w:ind w:left="504" w:hanging="259"/>
+      </w:pPr>
     </w:p>
     <w:p>
-      <w:r>
-        <w:t xml:space="preserve">A fundamentação teórica do projeto parte do reconhecimento de que a morfologia hematológica continua sendo clinicamente relevante e computacionalmente promissora. Revisões recentes em hematologia laboratorial destacam que a citomorfologia mantém papel decisivo no diagnóstico e na avaliação de alterações hematológicas, mesmo diante da incorporação de tecnologias digitais e inteligência artificial (Zini, 2024). Estudos com sistemas de microscopia digital assistida por IA também </w:t>
-      </w:r>
-      <w:r>
-        <w:lastRenderedPageBreak/>
-        <w:t>mostram que a morfologia pode ser integrada a fluxos laboratoriais reais com reprodutibilidade e valor operacional, o que reforça a maturidade translacional do domínio (Katz et al., 2021).</w:t>
+      <w:pPr>
+        <w:pStyle w:val="Ttulo1"/>
+        <w:spacing w:before="0" w:after="0"/>
+        <w:rPr>
+          <w:color w:val="000000" w:themeColor="text1"/>
+          <w:sz w:val="24"/>
+          <w:szCs w:val="24"/>
+        </w:rPr>
+      </w:pPr>
+      <w:r>
+        <w:rPr>
+          <w:color w:val="000000" w:themeColor="text1"/>
+          <w:sz w:val="24"/>
+          <w:szCs w:val="24"/>
+        </w:rPr>
+        <w:t>6. Fundamentação teórica / estado da arte</w:t>
       </w:r>
     </w:p>
     <w:p>
-      <w:r>
-        <w:t>Entretanto, a maior parte da literatura em IA hematológica ainda se concentra em tarefas de classificação de leucócitos ou células sanguíneas em imagens isoladas. A revisão de escopo de Asghar et al. (2024) mostra que esse campo é amplamente dominado por pipelines baseados em CNNs e deep learning, com bom desempenho em classes maduras e datasets relativamente controlados, mas com limitações de comparabilidade, generalização e aderência ao raciocínio laboratorial real. Em convergência com esse diagnóstico, a revisão sistemática conduzida pelo candidato demonstrou que a área já apresenta forte maturidade técnica para reconhecimento image-only, mas ainda carece de abordagens mais robustas para classes imaturas e contextos de maior relevância clínica (Kasprowicz et al., 2026).</w:t>
+      <w:pPr>
+        <w:spacing w:after="0"/>
+        <w:ind w:firstLine="720"/>
+      </w:pPr>
+      <w:r>
+        <w:t>A fundamentação teórica do projeto parte do reconhecimento de que a morfologia hematológica continua sendo clinicamente relevante e computacionalmente promissora. Revisões recentes em hematologia laboratorial destacam que a citomorfologia mantém papel decisivo no diagnóstico e na avaliação de alterações hematológicas, mesmo diante da incorporação de tecnologias digitais e inteligência artificial (Zini, 2024). Estudos com sistemas de microscopia digital assistida por IA também mostram que a morfologia pode ser integrada a fluxos laboratoriais reais com reprodutibilidade e valor operacional, o que reforça a maturidade translacional do domínio (Katz et al., 2021).</w:t>
       </w:r>
     </w:p>
     <w:p>
-      <w:r>
-        <w:t>Esse cenário evidencia uma limitação estrutural da abordagem image-only. Na prática hematológica, a interpretação de achados morfológicos depende de sua articulação com o hemograma, com as flags do analisador, com a distribuição das alterações no esfregaço e com o contexto do caso. A decisão laboratorial, portanto, é construída em nível de caso, e não apenas no nível de uma célula isolada. Nesse ponto, a literatura disponível aponta sinais importantes, porém ainda pouco consolidados. O trabalho de de Almeida et al. (2023) mostrou que a análise computacional de esfregaços periféricos pode identificar citomorfologias associadas a doença e ganhar valor quando relacionada a blood counts, com evidências de generalização externa. Horiuchi et al. (2026), por sua vez, apresentaram um dos exemplos mais diretamente alinhados a esta proposta ao combinar análise de imagem de células periféricas com exames básicos de sangue para assistência diagnóstica inteligente.</w:t>
+      <w:pPr>
+        <w:spacing w:after="0"/>
+        <w:ind w:firstLine="720"/>
+      </w:pPr>
+      <w:r>
+        <w:t xml:space="preserve">Entretanto, a maior parte da literatura em IA hematológica ainda se concentra em tarefas de classificação de leucócitos ou células sanguíneas em imagens isoladas. A revisão de escopo de Asghar et al. (2024) mostra que esse campo é amplamente dominado por pipelines baseados em CNNs e deep learning, com bom desempenho em classes maduras e datasets relativamente controlados, mas com limitações de comparabilidade, generalização e aderência ao raciocínio laboratorial real. Em convergência com esse diagnóstico, a revisão sistemática conduzida pelo candidato demonstrou que a área já apresenta forte maturidade técnica para reconhecimento image-only, mas ainda carece de </w:t>
+      </w:r>
+      <w:r>
+        <w:lastRenderedPageBreak/>
+        <w:t>abordagens mais robustas para classes imaturas e contextos de maior relevância clínica (Kasprowicz et al., 2026).</w:t>
       </w:r>
     </w:p>
     <w:p>
-      <w:r>
-        <w:t>No eixo de apoio à decisão, ferramentas como o PROSER demonstram que dados laboratoriais estruturados e contexto clínico podem ser incorporados à interpretação de esfregaços, ainda que sem constituir, por si só, um framework multimodal completo de aprendizado profundo (Iscoe et al., 2023). Esse tipo de estudo é particularmente relevante porque aproxima a pesquisa da lógica real de triagem, revisão e interpretação laboratorial.</w:t>
+      <w:pPr>
+        <w:spacing w:after="0"/>
+        <w:ind w:firstLine="720"/>
+      </w:pPr>
+      <w:r>
+        <w:t>Esse cenário evidencia uma limitação estrutural da abordagem image-only. Na prática hematológica, a interpretação de achados morfológicos depende de sua articulação com o hemograma, com as flags do analisador, com a distribuição das alterações no esfregaço e com o contexto do caso. A decisão laboratorial, portanto, é construída em nível de caso, e não apenas no nível de uma célula isolada. Nesse ponto, a literatura disponível aponta sinais importantes, porém ainda pouco consolidados. O trabalho de de Almeida et al. (2023) mostrou que a análise computacional de esfregaços periféricos pode identificar citomorfologias associadas a doença e ganhar valor quando relacionada a blood counts, com evidências de generalização externa. Horiuchi et al. (2026), por sua vez, apresentaram um dos exemplos mais diretamente alinhados a esta proposta ao combinar análise de imagem de células periféricas com exames básicos de sangue para assistência diagnóstica inteligente.</w:t>
       </w:r>
     </w:p>
     <w:p>
-      <w:r>
-        <w:t>Outro componente central do estado da arte é a robustez. O artigo Springer do candidato mostrou que a classificação de leucócitos é sensível à variabilidade de coloração e que estratégias de aumento de dados orientadas ao domínio, como HistAuGAN, podem melhorar desempenho e generalização externa sem modificação arquitetural (Kasprowicz &amp; Silva, 2026). Ainda assim, a maior parte dos estudos de robustez permanece concentrada em pipelines imagéticos. O mapeamento da literatura sugere que a robustez em sistemas genuinamente multimodais para hematologia permanece como espaço aberto, especialmente quando associada a calibração, incerteza e interpretabilidade.</w:t>
+      <w:pPr>
+        <w:ind w:firstLine="720"/>
+      </w:pPr>
+      <w:r>
+        <w:t>No eixo de apoio à decisão, ferramentas como o PROSER demonstram que dados laboratoriais estruturados e contexto clínico podem ser incorporados à interpretação de esfregaços, ainda que sem constituir, por si só, um framework multimodal completo de aprendizado profundo (Iscoe et al., 2023). Esse tipo de estudo é particularmente relevante porque aproxima a pesquisa da lógica real de triagem, revisão e interpretação laboratorial.</w:t>
       </w:r>
     </w:p>
     <w:p>
       <w:r>
-        <w:t xml:space="preserve">Assim, a lacuna que fundamenta este doutorado pode ser sintetizada da seguinte forma: **a literatura em hematologia computacional é ampla em classificação morfológica baseada apenas em imagem, mas ainda escassa em sistemas multimodais, robustos e interpretáveis que integrem morfologia de </w:t>
-      </w:r>
-      <w:r>
-        <w:lastRenderedPageBreak/>
-        <w:t>esfregaço periférico, hemograma, flags do analisador e contexto laboratorial estruturado para inferência em nível de caso**. É nessa lacuna que o presente plano se posiciona.</w:t>
+        <w:t>Outro componente central do estado da arte é a robustez. O artigo Springer do candidato mostrou que a classificação de leucócitos é sensível à variabilidade de coloração e que estratégias de aumento de dados orientadas ao domínio, como HistAuGAN, podem melhorar desempenho e generalização externa sem modificação arquitetural (Kasprowicz &amp; Silva, 2026). Ainda assim, a maior parte dos estudos de robustez permanece concentrada em pipelines imagéticos. O mapeamento da literatura sugere que a robustez em sistemas genuinamente multimodais para hematologia permanece como espaço aberto, especialmente quando associada a calibração, incerteza e interpretabilidade.</w:t>
       </w:r>
     </w:p>
     <w:p>
-      <w:pPr>
-        <w:pStyle w:val="Ttulo1"/>
-      </w:pPr>
-      <w:r>
-        <w:t>7. Metodologia</w:t>
+      <w:r>
+        <w:t>Assim, a lacuna que fundamenta este doutorado pode ser sintetizada da seguinte forma: **a literatura em hematologia computacional é ampla em classificação morfológica baseada apenas em imagem, mas ainda escassa em sistemas multimodais, robustos e interpretáveis que integrem morfologia de esfregaço periférico, hemograma, flags do analisador e contexto laboratorial estruturado para inferência em nível de caso**. É nessa lacuna que o presente plano se posiciona.</w:t>
       </w:r>
     </w:p>
     <w:p>
-      <w:r>
-        <w:t>A metodologia proposta será retrospectiva, modular e orientada à publicação, de modo a compatibilizar rigor científico com viabilidade de execução por pesquisador que trabalha em tempo integral.</w:t>
+      <w:pPr>
+        <w:pStyle w:val="Ttulo1"/>
+      </w:pPr>
+      <w:r>
+        <w:t>7. Metodologia</w:t>
       </w:r>
     </w:p>
     <w:p>
       <w:r>
-        <w:t>Na primeira etapa, será realizada a **curadoria e harmonização da base multimodal**, com definição dos critérios de inclusão dos casos e identificação das fontes de dados relevantes. A base deverá integrar, no mínimo, imagens de esfregaço periférico, parâmetros do hemograma, contagens diferenciais, flags do analisador hematológico e metadados laboratoriais essenciais. Nessa fase, serão tratados aspectos de consistência temporal entre modalidades, qualidade dos registros, dados faltantes e critérios mínimos de representatividade. O foco será a construção de uma base retrospectiva em nível de caso, e não de um repositório universal de hematologia.</w:t>
+        <w:t>A metodologia proposta será retrospectiva, modular e orientada à publicação, de modo a compatibilizar rigor científico com viabilidade de execução por pesquisador que trabalha em tempo integral.</w:t>
       </w:r>
     </w:p>
     <w:p>
       <w:r>
-        <w:t>Na segunda etapa, serão formalizadas as **tarefas computacionais centrais**. A proposta prioriza tarefas alinhadas à prática laboratorial, como priorização de revisão manual, detecção de padrões suspeitos, suporte à interpretação integrada e análise de concordância ou discordância entre morfologia e sinais estruturados. Essa escolha evita reduzir o projeto a outro benchmark de classificação celular e preserva a aderência ao problema real de decisão laboratorial.</w:t>
+        <w:t xml:space="preserve">Na primeira etapa, será realizada a **curadoria e harmonização da base multimodal**, com definição dos critérios de inclusão dos casos e identificação das fontes de dados relevantes. A base deverá integrar, no mínimo, imagens de esfregaço periférico, parâmetros do hemograma, contagens </w:t>
+      </w:r>
+      <w:r>
+        <w:lastRenderedPageBreak/>
+        <w:t>diferenciais, flags do analisador hematológico e metadados laboratoriais essenciais. Nessa fase, serão tratados aspectos de consistência temporal entre modalidades, qualidade dos registros, dados faltantes e critérios mínimos de representatividade. O foco será a construção de uma base retrospectiva em nível de caso, e não de um repositório universal de hematologia.</w:t>
       </w:r>
     </w:p>
     <w:p>
       <w:r>
-        <w:t>Na terceira etapa, serão implementados os **baselines e modelos multimodais**. Isso incluirá, inicialmente, modelos baseados apenas em imagem, modelos baseados apenas em dados estruturados e, em seguida, estratégias de fusão multimodal em diferentes níveis. O objetivo não será apenas maximizar acurácia, mas avaliar o ganho real da integração entre modalidades, identificando quando a morfologia agrega informação singular, quando os dados tabulares predominam e quando a combinação entre ambos é necessária para inferência mais confiável.</w:t>
+        <w:t>Na segunda etapa, serão formalizadas as **tarefas computacionais centrais**. A proposta prioriza tarefas alinhadas à prática laboratorial, como priorização de revisão manual, detecção de padrões suspeitos, suporte à interpretação integrada e análise de concordância ou discordância entre morfologia e sinais estruturados. Essa escolha evita reduzir o projeto a outro benchmark de classificação celular e preserva a aderência ao problema real de decisão laboratorial.</w:t>
       </w:r>
     </w:p>
     <w:p>
       <w:r>
-        <w:t>Na quarta etapa, será conduzida a **avaliação de robustez, generalização, calibração e incerteza**. Essa etapa será central para a contribuição em Ciência da Computação, uma vez que pretende investigar o comportamento dos modelos diante de variabilidade laboratorial real, incluindo efeitos de heterogeneidade de coloração, composição dos dados, distribuição das classes e possíveis diferenças temporais ou setoriais. Também serão realizados estudos de interpretabilidade multimodal, buscando explicitar a contribuição relativa de cada modalidade para as inferências produzidas.</w:t>
+        <w:t>Na terceira etapa, serão implementados os **baselines e modelos multimodais**. Isso incluirá, inicialmente, modelos baseados apenas em imagem, modelos baseados apenas em dados estruturados e, em seguida, estratégias de fusão multimodal em diferentes níveis. O objetivo não será apenas maximizar acurácia, mas avaliar o ganho real da integração entre modalidades, identificando quando a morfologia agrega informação singular, quando os dados tabulares predominam e quando a combinação entre ambos é necessária para inferência mais confiável.</w:t>
       </w:r>
     </w:p>
     <w:p>
       <w:r>
-        <w:t>Na quinta etapa, será desenvolvida uma **camada restrita de apoio à decisão laboratorial**, orientada por interpretabilidade e utilidade prática. Essa camada poderá incluir saídas explicáveis para triagem ou revisão manual e, apenas se o núcleo multimodal estiver suficientemente maduro, mecanismos complementares baseados em regras explícitas ou recuperação estruturada. O projeto não terá como eixo central LLMs, agentes genéricos ou promessas de automação universal.</w:t>
+        <w:t>Na quarta etapa, será conduzida a **avaliação de robustez, generalização, calibração e incerteza**. Essa etapa será central para a contribuição em Ciência da Computação, uma vez que pretende investigar o comportamento dos modelos diante de variabilidade laboratorial real, incluindo efeitos de heterogeneidade de coloração, composição dos dados, distribuição das classes e possíveis diferenças temporais ou setoriais. Também serão realizados estudos de interpretabilidade multimodal, buscando explicitar a contribuição relativa de cada modalidade para as inferências produzidas.</w:t>
       </w:r>
     </w:p>
     <w:p>
       <w:r>
-        <w:lastRenderedPageBreak/>
-        <w:t>Em termos de delimitação, pertencem ao núcleo da tese a morfologia de esfregaço periférico, o hemograma, as flags do analisador, a inferência em nível de caso, a robustez e a interpretabilidade. Domínios adicionais, como alterações eritrocitárias mais amplas ou morfologia plaquetária, poderão ser incorporados apenas se fortalecerem tarefas bem definidas e não comprometerem a viabilidade do plano. Estão explicitamente fora do escopo central integrações amplas com genômica, mielograma, citometria de fluxo, plataformas universais de hematologia ou teses genéricas sobre LLMs.</w:t>
+        <w:t>Na quinta etapa, será desenvolvida uma **camada restrita de apoio à decisão laboratorial**, orientada por interpretabilidade e utilidade prática. Essa camada poderá incluir saídas explicáveis para triagem ou revisão manual e, apenas se o núcleo multimodal estiver suficientemente maduro, mecanismos complementares baseados em regras explícitas ou recuperação estruturada. O projeto não terá como eixo central LLMs, agentes genéricos ou promessas de automação universal.</w:t>
       </w:r>
     </w:p>
     <w:p>
-      <w:pPr>
-        <w:pStyle w:val="Ttulo1"/>
-      </w:pPr>
-      <w:r>
-        <w:t>8. Resultados esperados</w:t>
+      <w:r>
+        <w:t>Em termos de delimitação, pertencem ao núcleo da tese a morfologia de esfregaço periférico, o hemograma, as flags do analisador, a inferência em nível de caso, a robustez e a interpretabilidade. Domínios adicionais, como alterações eritrocitárias mais amplas ou morfologia plaquetária, poderão ser incorporados apenas se fortalecerem tarefas bem definidas e não comprometerem a viabilidade do plano. Estão explicitamente fora do escopo central integrações amplas com genômica, mielograma, citometria de fluxo, plataformas universais de hematologia ou teses genéricas sobre LLMs.</w:t>
       </w:r>
     </w:p>
     <w:p>
-      <w:r>
-        <w:t>Espera-se que o projeto produza resultados em quatro níveis principais.</w:t>
+      <w:pPr>
+        <w:pStyle w:val="Ttulo1"/>
+      </w:pPr>
+      <w:r>
+        <w:t>8. Resultados esperados</w:t>
       </w:r>
     </w:p>
     <w:p>
       <w:r>
+        <w:t>Espera-se que o projeto produza resultados em quatro níveis principais.</w:t>
+      </w:r>
+    </w:p>
+    <w:p>
+      <w:r>
+        <w:lastRenderedPageBreak/>
         <w:t>No nível de infraestrutura científica, espera-se a construção de uma base multimodal retrospectiva em hematologia, organizada em nível de caso e adequada para experimentos reprodutíveis de integração entre morfologia e dados estruturados. No nível metodológico, espera-se o desenvolvimento e a avaliação de estratégias de fusão multimodal capazes de superar as limitações de abordagens image-only em tarefas mais próximas do fluxo laboratorial real.</w:t>
       </w:r>
     </w:p>
@@ -452,6 +976,106 @@
       </w:r>
       <w:r>
         <w:t>desenvolvimento inicial dos modelos multimodais;</w:t>
+      </w:r>
+    </w:p>
+    <w:p>
+      <w:pPr>
+        <w:spacing w:after="80" w:line="276" w:lineRule="auto"/>
+        <w:ind w:left="504" w:hanging="259"/>
+      </w:pPr>
+      <w:r>
+        <w:rPr>
+          <w:b/>
+        </w:rPr>
+        <w:t xml:space="preserve">• </w:t>
+      </w:r>
+      <w:r>
+        <w:t>primeiros experimentos comparativos entre imagem, dados estruturados e fusão;</w:t>
+      </w:r>
+    </w:p>
+    <w:p>
+      <w:pPr>
+        <w:spacing w:after="80" w:line="276" w:lineRule="auto"/>
+        <w:ind w:left="504" w:hanging="259"/>
+      </w:pPr>
+      <w:r>
+        <w:rPr>
+          <w:b/>
+        </w:rPr>
+        <w:t xml:space="preserve">• </w:t>
+      </w:r>
+      <w:r>
+        <w:t>submissão do primeiro artigo.</w:t>
+      </w:r>
+    </w:p>
+    <w:p>
+      <w:r>
+        <w:t>**Ano 3**</w:t>
+      </w:r>
+    </w:p>
+    <w:p>
+      <w:pPr>
+        <w:spacing w:after="80" w:line="276" w:lineRule="auto"/>
+        <w:ind w:left="504" w:hanging="259"/>
+      </w:pPr>
+      <w:r>
+        <w:rPr>
+          <w:b/>
+        </w:rPr>
+        <w:t xml:space="preserve">• </w:t>
+      </w:r>
+      <w:r>
+        <w:t>aprofundamento dos experimentos multimodais;</w:t>
+      </w:r>
+    </w:p>
+    <w:p>
+      <w:pPr>
+        <w:spacing w:after="80" w:line="276" w:lineRule="auto"/>
+        <w:ind w:left="504" w:hanging="259"/>
+      </w:pPr>
+      <w:r>
+        <w:rPr>
+          <w:b/>
+        </w:rPr>
+        <w:t xml:space="preserve">• </w:t>
+      </w:r>
+      <w:r>
+        <w:t>análise de robustez, generalização, calibração e incerteza;</w:t>
+      </w:r>
+    </w:p>
+    <w:p>
+      <w:pPr>
+        <w:spacing w:after="80" w:line="276" w:lineRule="auto"/>
+        <w:ind w:left="504" w:hanging="259"/>
+      </w:pPr>
+      <w:r>
+        <w:rPr>
+          <w:b/>
+        </w:rPr>
+        <w:t xml:space="preserve">• </w:t>
+      </w:r>
+      <w:r>
+        <w:t>estudos de interpretabilidade multimodal;</w:t>
+      </w:r>
+    </w:p>
+    <w:p>
+      <w:pPr>
+        <w:spacing w:after="80" w:line="276" w:lineRule="auto"/>
+        <w:ind w:left="504" w:hanging="259"/>
+      </w:pPr>
+      <w:r>
+        <w:rPr>
+          <w:b/>
+        </w:rPr>
+        <w:t xml:space="preserve">• </w:t>
+      </w:r>
+      <w:r>
+        <w:t>submissão de artigos metodológicos centrais.</w:t>
+      </w:r>
+    </w:p>
+    <w:p>
+      <w:r>
+        <w:t>**Ano 4**</w:t>
       </w:r>
     </w:p>
     <w:p>
@@ -467,7 +1091,7 @@
         <w:t xml:space="preserve">• </w:t>
       </w:r>
       <w:r>
-        <w:t>primeiros experimentos comparativos entre imagem, dados estruturados e fusão;</w:t>
+        <w:t>consolidação da camada de apoio à decisão laboratorial;</w:t>
       </w:r>
     </w:p>
     <w:p>
@@ -482,12 +1106,7 @@
         <w:t xml:space="preserve">• </w:t>
       </w:r>
       <w:r>
-        <w:t>submissão do primeiro artigo.</w:t>
-      </w:r>
-    </w:p>
-    <w:p>
-      <w:r>
-        <w:t>**Ano 3**</w:t>
+        <w:t>integração final dos resultados;</w:t>
       </w:r>
     </w:p>
     <w:p>
@@ -502,7 +1121,7 @@
         <w:t xml:space="preserve">• </w:t>
       </w:r>
       <w:r>
-        <w:t>aprofundamento dos experimentos multimodais;</w:t>
+        <w:t>redação e defesa da tese;</w:t>
       </w:r>
     </w:p>
     <w:p>
@@ -517,140 +1136,44 @@
         <w:t xml:space="preserve">• </w:t>
       </w:r>
       <w:r>
-        <w:t>análise de robustez, generalização, calibração e incerteza;</w:t>
+        <w:t>submissão dos artigos finais e preparação de produtos derivados.</w:t>
       </w:r>
     </w:p>
     <w:p>
       <w:pPr>
-        <w:spacing w:after="80" w:line="276" w:lineRule="auto"/>
-        <w:ind w:left="504" w:hanging="259"/>
-      </w:pPr>
-      <w:r>
-        <w:rPr>
-          <w:b/>
-        </w:rPr>
-        <w:t xml:space="preserve">• </w:t>
-      </w:r>
-      <w:r>
-        <w:t>estudos de interpretabilidade multimodal;</w:t>
+        <w:pStyle w:val="Ttulo1"/>
+      </w:pPr>
+      <w:r>
+        <w:t>10. Referências</w:t>
       </w:r>
     </w:p>
     <w:p>
-      <w:pPr>
-        <w:spacing w:after="80" w:line="276" w:lineRule="auto"/>
-        <w:ind w:left="504" w:hanging="259"/>
-      </w:pPr>
-      <w:r>
-        <w:rPr>
-          <w:b/>
-        </w:rPr>
-        <w:t xml:space="preserve">• </w:t>
-      </w:r>
-      <w:r>
-        <w:t>submissão de artigos metodológicos centrais.</w:t>
+      <w:r>
+        <w:t>Asghar, R., Kumar, S., Shaukat, A., &amp; Hynds, P. (2024). Classification of white blood cells (leucocytes) from blood smear imagery using machine and deep learning models: A global scoping review. *PLOS ONE*. https://doi.org/10.1371/journal.pone.0292026</w:t>
       </w:r>
     </w:p>
     <w:p>
       <w:r>
-        <w:t>**Ano 4**</w:t>
+        <w:t>de Almeida, J. G., Gudgin, E., Besser, M., Dunn, W. G., Cooper, J., Haferlach, T., Vassiliou, G. S., &amp; Gerstung, M. (2023). Computational analysis of peripheral blood smears detects disease-associated cytomorphologies. *Nature Communications*. https://doi.org/10.1038/s41467-023-39676-y</w:t>
       </w:r>
     </w:p>
     <w:p>
-      <w:pPr>
-        <w:spacing w:after="80" w:line="276" w:lineRule="auto"/>
-        <w:ind w:left="504" w:hanging="259"/>
-      </w:pPr>
-      <w:r>
-        <w:rPr>
-          <w:b/>
-        </w:rPr>
-        <w:t xml:space="preserve">• </w:t>
-      </w:r>
-      <w:r>
-        <w:t>consolidação da camada de apoio à decisão laboratorial;</w:t>
+      <w:r>
+        <w:t>Horiuchi, Y., Ravzanaadii, M., Bai, J., Matsuzaki, A., Kaniyu, K., Ando, J., Ando, M., Nojiri, S., Iwasaki, Y., Konishi, A., &amp; Tabe, Y. (2026). Application of convolutional neural network image analysis and machine learning to basic blood tests for intelligent diagnostic assistance. *International Journal of Laboratory Hematology, 48*, 26-38. https://doi.org/10.1111/ijlh.14550</w:t>
       </w:r>
     </w:p>
     <w:p>
-      <w:pPr>
-        <w:spacing w:after="80" w:line="276" w:lineRule="auto"/>
-        <w:ind w:left="504" w:hanging="259"/>
-      </w:pPr>
-      <w:r>
-        <w:rPr>
-          <w:b/>
-        </w:rPr>
-        <w:t xml:space="preserve">• </w:t>
-      </w:r>
-      <w:r>
-        <w:t>integração final dos resultados;</w:t>
+      <w:r>
+        <w:t>Iscoe, M. S., Loza, A. J., Turbiville, D., Campbell, S. M., Peaper, D. R., Balbuena-Merle, R. I., &amp; Hauser, R. G. (2023). PROSER: A web-based peripheral blood smear interpretation support tool utilizing electronic health record data. *American Journal of Clinical Pathology, 160*, 98-105. https://doi.org/10.1093/ajcp/aqad024</w:t>
       </w:r>
     </w:p>
     <w:p>
-      <w:pPr>
-        <w:spacing w:after="80" w:line="276" w:lineRule="auto"/>
-        <w:ind w:left="504" w:hanging="259"/>
-      </w:pPr>
-      <w:r>
-        <w:rPr>
-          <w:b/>
-        </w:rPr>
-        <w:t xml:space="preserve">• </w:t>
-      </w:r>
-      <w:r>
-        <w:t>redação e defesa da tese;</w:t>
+      <w:r>
+        <w:t>Kasprowicz, J., Bacca, H. G., &amp; Silva, A. G. (2026). Revisão sistemática sobre técnicas de visão computacional aplicadas à classificação de leucócitos. *Journal of Health Informatics, 18*. https://doi.org/10.59681/2175-4411.v18.2026.1519</w:t>
       </w:r>
     </w:p>
     <w:p>
-      <w:pPr>
-        <w:spacing w:after="80" w:line="276" w:lineRule="auto"/>
-        <w:ind w:left="504" w:hanging="259"/>
-      </w:pPr>
-      <w:r>
-        <w:rPr>
-          <w:b/>
-        </w:rPr>
-        <w:t xml:space="preserve">• </w:t>
-      </w:r>
-      <w:r>
-        <w:t>submissão dos artigos finais e preparação de produtos derivados.</w:t>
-      </w:r>
-    </w:p>
-    <w:p>
-      <w:pPr>
-        <w:pStyle w:val="Ttulo1"/>
-      </w:pPr>
-      <w:r>
-        <w:t>10. Referências</w:t>
-      </w:r>
-    </w:p>
-    <w:p>
-      <w:r>
-        <w:t>Asghar, R., Kumar, S., Shaukat, A., &amp; Hynds, P. (2024). Classification of white blood cells (leucocytes) from blood smear imagery using machine and deep learning models: A global scoping review. *PLOS ONE*. https://doi.org/10.1371/journal.pone.0292026</w:t>
-      </w:r>
-    </w:p>
-    <w:p>
-      <w:r>
-        <w:t>de Almeida, J. G., Gudgin, E., Besser, M., Dunn, W. G., Cooper, J., Haferlach, T., Vassiliou, G. S., &amp; Gerstung, M. (2023). Computational analysis of peripheral blood smears detects disease-associated cytomorphologies. *Nature Communications*. https://doi.org/10.1038/s41467-023-39676-y</w:t>
-      </w:r>
-    </w:p>
-    <w:p>
-      <w:r>
-        <w:t>Horiuchi, Y., Ravzanaadii, M., Bai, J., Matsuzaki, A., Kaniyu, K., Ando, J., Ando, M., Nojiri, S., Iwasaki, Y., Konishi, A., &amp; Tabe, Y. (2026). Application of convolutional neural network image analysis and machine learning to basic blood tests for intelligent diagnostic assistance. *International Journal of Laboratory Hematology, 48*, 26-38. https://doi.org/10.1111/ijlh.14550</w:t>
-      </w:r>
-    </w:p>
-    <w:p>
-      <w:r>
-        <w:t>Iscoe, M. S., Loza, A. J., Turbiville, D., Campbell, S. M., Peaper, D. R., Balbuena-Merle, R. I., &amp; Hauser, R. G. (2023). PROSER: A web-based peripheral blood smear interpretation support tool utilizing electronic health record data. *American Journal of Clinical Pathology, 160*, 98-105. https://doi.org/10.1093/ajcp/aqad024</w:t>
-      </w:r>
-    </w:p>
-    <w:p>
-      <w:r>
-        <w:t>Kasprowicz, J., Bacca, H. G., &amp; Silva, A. G. (2026). Revisão sistemática sobre técnicas de visão computacional aplicadas à classificação de leucócitos. *Journal of Health Informatics, 18*. https://doi.org/10.59681/2175-4411.v18.2026.1519</w:t>
-      </w:r>
-    </w:p>
-    <w:p>
-      <w:r>
-        <w:lastRenderedPageBreak/>
+      <w:r>
         <w:t>Kasprowicz, J., &amp; Silva, A. G. (2026). Comparative analysis of convolutional and vision transformer models for automated leukocyte classification enhanced by generative color augmentation. *Signal, Image and Video Processing*. https://doi.org/10.1007/s11760-026-05309-2</w:t>
       </w:r>
     </w:p>
